--- a/Отчёты.docx
+++ b/Отчёты.docx
@@ -1,6 +1,6 @@
 
 <file path=word/document.xml><?xml version="1.0" encoding="utf-8"?>
-<w:document xmlns:wpc="http://schemas.microsoft.com/office/word/2010/wordprocessingCanvas" xmlns:cx="http://schemas.microsoft.com/office/drawing/2014/chartex" xmlns:cx1="http://schemas.microsoft.com/office/drawing/2015/9/8/chartex" xmlns:cx2="http://schemas.microsoft.com/office/drawing/2015/10/21/chartex" xmlns:cx3="http://schemas.microsoft.com/office/drawing/2016/5/9/chartex" xmlns:cx4="http://schemas.microsoft.com/office/drawing/2016/5/10/chartex" xmlns:cx5="http://schemas.microsoft.com/office/drawing/2016/5/11/chartex" xmlns:cx6="http://schemas.microsoft.com/office/drawing/2016/5/12/chartex" xmlns:cx7="http://schemas.microsoft.com/office/drawing/2016/5/13/chartex" xmlns:cx8="http://schemas.microsoft.com/office/drawing/2016/5/14/chartex" xmlns:mc="http://schemas.openxmlformats.org/markup-compatibility/2006" xmlns:aink="http://schemas.microsoft.com/office/drawing/2016/ink" xmlns:am3d="http://schemas.microsoft.com/office/drawing/2017/model3d" xmlns:o="urn:schemas-microsoft-com:office:office" xmlns:r="http://schemas.openxmlformats.org/officeDocument/2006/relationships" xmlns:m="http://schemas.openxmlformats.org/officeDocument/2006/math" xmlns:v="urn:schemas-microsoft-com:vml" xmlns:wp14="http://schemas.microsoft.com/office/word/2010/wordprocessingDrawing" xmlns:wp="http://schemas.openxmlformats.org/drawingml/2006/wordprocessingDrawing" xmlns:w10="urn:schemas-microsoft-com:office:word" xmlns:w="http://schemas.openxmlformats.org/wordprocessingml/2006/main" xmlns:w14="http://schemas.microsoft.com/office/word/2010/wordml" xmlns:w15="http://schemas.microsoft.com/office/word/2012/wordml" xmlns:w16cex="http://schemas.microsoft.com/office/word/2018/wordml/cex" xmlns:w16cid="http://schemas.microsoft.com/office/word/2016/wordml/cid" xmlns:w16="http://schemas.microsoft.com/office/word/2018/wordml" xmlns:w16sdtdh="http://schemas.microsoft.com/office/word/2020/wordml/sdtdatahash" xmlns:w16se="http://schemas.microsoft.com/office/word/2015/wordml/symex" xmlns:wpg="http://schemas.microsoft.com/office/word/2010/wordprocessingGroup" xmlns:wpi="http://schemas.microsoft.com/office/word/2010/wordprocessingInk" xmlns:wne="http://schemas.microsoft.com/office/word/2006/wordml" xmlns:wps="http://schemas.microsoft.com/office/word/2010/wordprocessingShape" mc:Ignorable="w14 w15 w16se w16cid w16 w16cex w16sdtdh wp14">
+<w:document xmlns:wpc="http://schemas.microsoft.com/office/word/2010/wordprocessingCanvas" xmlns:cx="http://schemas.microsoft.com/office/drawing/2014/chartex" xmlns:cx1="http://schemas.microsoft.com/office/drawing/2015/9/8/chartex" xmlns:cx2="http://schemas.microsoft.com/office/drawing/2015/10/21/chartex" xmlns:cx3="http://schemas.microsoft.com/office/drawing/2016/5/9/chartex" xmlns:cx4="http://schemas.microsoft.com/office/drawing/2016/5/10/chartex" xmlns:cx5="http://schemas.microsoft.com/office/drawing/2016/5/11/chartex" xmlns:cx6="http://schemas.microsoft.com/office/drawing/2016/5/12/chartex" xmlns:cx7="http://schemas.microsoft.com/office/drawing/2016/5/13/chartex" xmlns:cx8="http://schemas.microsoft.com/office/drawing/2016/5/14/chartex" xmlns:mc="http://schemas.openxmlformats.org/markup-compatibility/2006" xmlns:aink="http://schemas.microsoft.com/office/drawing/2016/ink" xmlns:am3d="http://schemas.microsoft.com/office/drawing/2017/model3d" xmlns:o="urn:schemas-microsoft-com:office:office" xmlns:oel="http://schemas.microsoft.com/office/2019/extlst" xmlns:r="http://schemas.openxmlformats.org/officeDocument/2006/relationships" xmlns:m="http://schemas.openxmlformats.org/officeDocument/2006/math" xmlns:v="urn:schemas-microsoft-com:vml" xmlns:wp14="http://schemas.microsoft.com/office/word/2010/wordprocessingDrawing" xmlns:wp="http://schemas.openxmlformats.org/drawingml/2006/wordprocessingDrawing" xmlns:w10="urn:schemas-microsoft-com:office:word" xmlns:w="http://schemas.openxmlformats.org/wordprocessingml/2006/main" xmlns:w14="http://schemas.microsoft.com/office/word/2010/wordml" xmlns:w15="http://schemas.microsoft.com/office/word/2012/wordml" xmlns:w16cex="http://schemas.microsoft.com/office/word/2018/wordml/cex" xmlns:w16cid="http://schemas.microsoft.com/office/word/2016/wordml/cid" xmlns:w16="http://schemas.microsoft.com/office/word/2018/wordml" xmlns:w16sdtdh="http://schemas.microsoft.com/office/word/2020/wordml/sdtdatahash" xmlns:w16se="http://schemas.microsoft.com/office/word/2015/wordml/symex" xmlns:wpg="http://schemas.microsoft.com/office/word/2010/wordprocessingGroup" xmlns:wpi="http://schemas.microsoft.com/office/word/2010/wordprocessingInk" xmlns:wne="http://schemas.microsoft.com/office/word/2006/wordml" xmlns:wps="http://schemas.microsoft.com/office/word/2010/wordprocessingShape" mc:Ignorable="w14 w15 w16se w16cid w16 w16cex w16sdtdh wp14">
   <w:body>
     <w:p>
       <w:pPr>
@@ -21,20 +21,8 @@
           <w:color w:val="000000"/>
           <w:lang w:eastAsia="ru-RU"/>
         </w:rPr>
-        <w:t xml:space="preserve">АРХАНГЕЛЬСКИЙ КОЛЛЕДЖ ТЕЛЕКОММУНИКАЦИЙ (ФИЛИАЛ) </w:t>
-      </w:r>
-      <w:proofErr w:type="spellStart"/>
-      <w:r>
-        <w:rPr>
-          <w:rFonts w:ascii="Times New Roman" w:eastAsia="Times New Roman" w:hAnsi="Times New Roman" w:cs="Times New Roman"/>
-          <w:b/>
-          <w:bCs/>
-          <w:color w:val="000000"/>
-          <w:lang w:eastAsia="ru-RU"/>
-        </w:rPr>
-        <w:t>СПбГУТ</w:t>
-      </w:r>
-      <w:proofErr w:type="spellEnd"/>
+        <w:t>АРХАНГЕЛЬСКИЙ КОЛЛЕДЖ ТЕЛЕКОММУНИКАЦИЙ (ФИЛИАЛ) СПбГУТ</w:t>
+      </w:r>
     </w:p>
     <w:p>
       <w:pPr>
@@ -55,29 +43,7 @@
           <w:color w:val="000000"/>
           <w:lang w:eastAsia="ru-RU"/>
         </w:rPr>
-        <w:t xml:space="preserve">(АКТ (ф) </w:t>
-      </w:r>
-      <w:proofErr w:type="spellStart"/>
-      <w:r>
-        <w:rPr>
-          <w:rFonts w:ascii="Times New Roman" w:eastAsia="Times New Roman" w:hAnsi="Times New Roman" w:cs="Times New Roman"/>
-          <w:b/>
-          <w:bCs/>
-          <w:color w:val="000000"/>
-          <w:lang w:eastAsia="ru-RU"/>
-        </w:rPr>
-        <w:t>СПбГУТ</w:t>
-      </w:r>
-      <w:proofErr w:type="spellEnd"/>
-      <w:r>
-        <w:rPr>
-          <w:rFonts w:ascii="Times New Roman" w:eastAsia="Times New Roman" w:hAnsi="Times New Roman" w:cs="Times New Roman"/>
-          <w:b/>
-          <w:bCs/>
-          <w:color w:val="000000"/>
-          <w:lang w:eastAsia="ru-RU"/>
-        </w:rPr>
-        <w:t>)</w:t>
+        <w:t>(АКТ (ф) СПбГУТ)</w:t>
       </w:r>
     </w:p>
     <w:p>
@@ -975,15 +941,7 @@
           <w:sz w:val="28"/>
           <w:szCs w:val="28"/>
         </w:rPr>
-        <w:t>SSH</w:t>
-      </w:r>
-      <w:r>
-        <w:rPr>
-          <w:rFonts w:ascii="Times New Roman" w:eastAsia="Times New Roman" w:hAnsi="Times New Roman" w:cs="Times New Roman"/>
-          <w:sz w:val="28"/>
-          <w:szCs w:val="28"/>
-        </w:rPr>
-        <w:t>.</w:t>
+        <w:t>SSH.</w:t>
       </w:r>
     </w:p>
     <w:p>
@@ -1109,15 +1067,7 @@
           <w:sz w:val="28"/>
           <w:szCs w:val="28"/>
         </w:rPr>
-        <w:t xml:space="preserve">2.2 </w:t>
-      </w:r>
-      <w:r>
-        <w:rPr>
-          <w:rFonts w:ascii="Times New Roman" w:eastAsia="Times New Roman" w:hAnsi="Times New Roman" w:cs="Times New Roman"/>
-          <w:sz w:val="28"/>
-          <w:szCs w:val="28"/>
-        </w:rPr>
-        <w:t>В чём заключается процесс создания и использования SSH-ключей для аутентификации?</w:t>
+        <w:t>2.2 В чём заключается процесс создания и использования SSH-ключей для аутентификации?</w:t>
       </w:r>
     </w:p>
     <w:p>
@@ -1161,15 +1111,7 @@
           <w:sz w:val="28"/>
           <w:szCs w:val="28"/>
         </w:rPr>
-        <w:t xml:space="preserve">2.3 </w:t>
-      </w:r>
-      <w:r>
-        <w:rPr>
-          <w:rFonts w:ascii="Times New Roman" w:eastAsia="Times New Roman" w:hAnsi="Times New Roman" w:cs="Times New Roman"/>
-          <w:sz w:val="28"/>
-          <w:szCs w:val="28"/>
-        </w:rPr>
-        <w:t>Какие основные настройки необходимо изменить в конфигурационном файле SSH-сервера для обеспечения максимальной безопасности?</w:t>
+        <w:t>2.3 Какие основные настройки необходимо изменить в конфигурационном файле SSH-сервера для обеспечения максимальной безопасности?</w:t>
       </w:r>
     </w:p>
     <w:p>
@@ -1213,15 +1155,7 @@
           <w:sz w:val="28"/>
           <w:szCs w:val="28"/>
         </w:rPr>
-        <w:t xml:space="preserve">2.4 </w:t>
-      </w:r>
-      <w:r>
-        <w:rPr>
-          <w:rFonts w:ascii="Times New Roman" w:eastAsia="Times New Roman" w:hAnsi="Times New Roman" w:cs="Times New Roman"/>
-          <w:sz w:val="28"/>
-          <w:szCs w:val="28"/>
-        </w:rPr>
-        <w:t>Как работает утилита SCP и в чём её преимущества перед другими способами передачи файлов?</w:t>
+        <w:t>2.4 Как работает утилита SCP и в чём её преимущества перед другими способами передачи файлов?</w:t>
       </w:r>
     </w:p>
     <w:p>
@@ -1265,15 +1199,7 @@
           <w:sz w:val="28"/>
           <w:szCs w:val="28"/>
         </w:rPr>
-        <w:t xml:space="preserve">2.5 </w:t>
-      </w:r>
-      <w:r>
-        <w:rPr>
-          <w:rFonts w:ascii="Times New Roman" w:eastAsia="Times New Roman" w:hAnsi="Times New Roman" w:cs="Times New Roman"/>
-          <w:sz w:val="28"/>
-          <w:szCs w:val="28"/>
-        </w:rPr>
-        <w:t>Каким образом можно настроить конфигурационный файл SSH-клиента для упрощения подключения к серверу?</w:t>
+        <w:t>2.5 Каким образом можно настроить конфигурационный файл SSH-клиента для упрощения подключения к серверу?</w:t>
       </w:r>
     </w:p>
     <w:p>
@@ -1424,7 +1350,97 @@
           <w:szCs w:val="32"/>
           <w:lang w:eastAsia="ru-RU"/>
         </w:rPr>
-        <w:t xml:space="preserve"> «»</w:t>
+        <w:t xml:space="preserve"> «</w:t>
+      </w:r>
+      <w:r>
+        <w:rPr>
+          <w:rFonts w:ascii="Times New Roman" w:eastAsia="Times New Roman" w:hAnsi="Times New Roman" w:cs="Times New Roman"/>
+          <w:b/>
+          <w:bCs/>
+          <w:color w:val="000000"/>
+          <w:sz w:val="32"/>
+          <w:szCs w:val="32"/>
+          <w:lang w:eastAsia="ru-RU"/>
+        </w:rPr>
+        <w:t xml:space="preserve">Обеспечение </w:t>
+      </w:r>
+      <w:proofErr w:type="spellStart"/>
+      <w:r>
+        <w:rPr>
+          <w:rFonts w:ascii="Times New Roman" w:eastAsia="Times New Roman" w:hAnsi="Times New Roman" w:cs="Times New Roman"/>
+          <w:b/>
+          <w:bCs/>
+          <w:color w:val="000000"/>
+          <w:sz w:val="32"/>
+          <w:szCs w:val="32"/>
+          <w:lang w:eastAsia="ru-RU"/>
+        </w:rPr>
+        <w:t>межконтейнерного</w:t>
+      </w:r>
+      <w:proofErr w:type="spellEnd"/>
+      <w:r>
+        <w:rPr>
+          <w:rFonts w:ascii="Times New Roman" w:eastAsia="Times New Roman" w:hAnsi="Times New Roman" w:cs="Times New Roman"/>
+          <w:b/>
+          <w:bCs/>
+          <w:color w:val="000000"/>
+          <w:sz w:val="32"/>
+          <w:szCs w:val="32"/>
+          <w:lang w:eastAsia="ru-RU"/>
+        </w:rPr>
+        <w:t xml:space="preserve"> взаимодействия средствами </w:t>
+      </w:r>
+      <w:proofErr w:type="spellStart"/>
+      <w:r>
+        <w:rPr>
+          <w:rFonts w:ascii="Times New Roman" w:eastAsia="Times New Roman" w:hAnsi="Times New Roman" w:cs="Times New Roman"/>
+          <w:b/>
+          <w:bCs/>
+          <w:color w:val="000000"/>
+          <w:sz w:val="32"/>
+          <w:szCs w:val="32"/>
+          <w:lang w:eastAsia="ru-RU"/>
+        </w:rPr>
+        <w:t>Docker</w:t>
+      </w:r>
+      <w:proofErr w:type="spellEnd"/>
+      <w:r>
+        <w:rPr>
+          <w:rFonts w:ascii="Times New Roman" w:eastAsia="Times New Roman" w:hAnsi="Times New Roman" w:cs="Times New Roman"/>
+          <w:b/>
+          <w:bCs/>
+          <w:color w:val="000000"/>
+          <w:sz w:val="32"/>
+          <w:szCs w:val="32"/>
+          <w:lang w:eastAsia="ru-RU"/>
+        </w:rPr>
+        <w:t xml:space="preserve"> </w:t>
+      </w:r>
+      <w:proofErr w:type="spellStart"/>
+      <w:r>
+        <w:rPr>
+          <w:rFonts w:ascii="Times New Roman" w:eastAsia="Times New Roman" w:hAnsi="Times New Roman" w:cs="Times New Roman"/>
+          <w:b/>
+          <w:bCs/>
+          <w:color w:val="000000"/>
+          <w:sz w:val="32"/>
+          <w:szCs w:val="32"/>
+          <w:lang w:eastAsia="ru-RU"/>
+        </w:rPr>
+        <w:t>Compose</w:t>
+      </w:r>
+      <w:proofErr w:type="spellEnd"/>
+      <w:r>
+        <w:rPr>
+          <w:rFonts w:ascii="Times New Roman" w:eastAsia="Times New Roman" w:hAnsi="Times New Roman" w:cs="Times New Roman"/>
+          <w:b/>
+          <w:bCs/>
+          <w:color w:val="000000"/>
+          <w:sz w:val="32"/>
+          <w:szCs w:val="32"/>
+          <w:lang w:eastAsia="ru-RU"/>
+        </w:rPr>
+        <w:t>»</w:t>
       </w:r>
     </w:p>
     <w:p>
@@ -1461,34 +1477,20 @@
           <w:szCs w:val="32"/>
           <w:lang w:eastAsia="ru-RU"/>
         </w:rPr>
-        <w:t>1 Цель работы</w:t>
-      </w:r>
-    </w:p>
-    <w:p>
-      <w:pPr>
-        <w:spacing w:after="0" w:line="240" w:lineRule="auto"/>
-        <w:jc w:val="both"/>
-        <w:rPr>
-          <w:rFonts w:ascii="Times New Roman" w:eastAsia="Times New Roman" w:hAnsi="Times New Roman" w:cs="Times New Roman"/>
-          <w:color w:val="000000"/>
-          <w:sz w:val="28"/>
-          <w:szCs w:val="28"/>
-          <w:lang w:eastAsia="ru-RU"/>
-        </w:rPr>
-      </w:pPr>
-    </w:p>
-    <w:p>
-      <w:pPr>
-        <w:spacing w:after="0" w:line="240" w:lineRule="auto"/>
-        <w:jc w:val="both"/>
-        <w:rPr>
-          <w:rFonts w:ascii="Times New Roman" w:eastAsia="Times New Roman" w:hAnsi="Times New Roman" w:cs="Times New Roman"/>
-          <w:color w:val="000000"/>
-          <w:sz w:val="28"/>
-          <w:szCs w:val="28"/>
-          <w:lang w:eastAsia="ru-RU"/>
-        </w:rPr>
-      </w:pPr>
+        <w:t xml:space="preserve">1 </w:t>
+      </w:r>
+      <w:r>
+        <w:rPr>
+          <w:rFonts w:ascii="Times New Roman" w:eastAsia="Times New Roman" w:hAnsi="Times New Roman" w:cs="Times New Roman"/>
+          <w:b/>
+          <w:bCs/>
+          <w:color w:val="000000"/>
+          <w:sz w:val="32"/>
+          <w:szCs w:val="32"/>
+          <w:lang w:eastAsia="ru-RU"/>
+        </w:rPr>
+        <w:t>Цель работы</w:t>
+      </w:r>
     </w:p>
     <w:p>
       <w:pPr>
@@ -1497,48 +1499,98 @@
         <w:jc w:val="both"/>
         <w:rPr>
           <w:rFonts w:ascii="Times New Roman" w:eastAsia="Times New Roman" w:hAnsi="Times New Roman" w:cs="Times New Roman"/>
-          <w:sz w:val="24"/>
-          <w:szCs w:val="24"/>
-          <w:lang w:eastAsia="ru-RU"/>
-        </w:rPr>
-      </w:pPr>
-      <w:r>
-        <w:rPr>
-          <w:rFonts w:ascii="Times New Roman" w:eastAsia="Times New Roman" w:hAnsi="Times New Roman" w:cs="Times New Roman"/>
-          <w:b/>
-          <w:bCs/>
-          <w:color w:val="000000"/>
-          <w:sz w:val="32"/>
-          <w:szCs w:val="32"/>
-          <w:lang w:eastAsia="ru-RU"/>
-        </w:rPr>
-        <w:t>2</w:t>
-      </w:r>
-      <w:r>
-        <w:rPr>
-          <w:rFonts w:ascii="Times New Roman" w:eastAsia="Times New Roman" w:hAnsi="Times New Roman" w:cs="Times New Roman"/>
-          <w:b/>
-          <w:bCs/>
-          <w:color w:val="000000"/>
-          <w:sz w:val="32"/>
-          <w:szCs w:val="32"/>
-          <w:lang w:eastAsia="ru-RU"/>
-        </w:rPr>
-        <w:t xml:space="preserve"> Контрольные вопросы</w:t>
-      </w:r>
-    </w:p>
-    <w:p>
-      <w:pPr>
-        <w:spacing w:after="0" w:line="240" w:lineRule="auto"/>
-        <w:jc w:val="both"/>
-        <w:rPr>
-          <w:rFonts w:ascii="Times New Roman" w:eastAsia="Times New Roman" w:hAnsi="Times New Roman" w:cs="Times New Roman"/>
-          <w:color w:val="000000"/>
-          <w:sz w:val="28"/>
-          <w:szCs w:val="28"/>
-          <w:lang w:eastAsia="ru-RU"/>
-        </w:rPr>
-      </w:pPr>
+          <w:sz w:val="28"/>
+          <w:szCs w:val="28"/>
+        </w:rPr>
+      </w:pPr>
+      <w:r>
+        <w:rPr>
+          <w:rFonts w:ascii="Times New Roman" w:eastAsia="Times New Roman" w:hAnsi="Times New Roman" w:cs="Times New Roman"/>
+          <w:sz w:val="28"/>
+          <w:szCs w:val="28"/>
+        </w:rPr>
+        <w:t xml:space="preserve">1.1 </w:t>
+      </w:r>
+      <w:r>
+        <w:rPr>
+          <w:rFonts w:ascii="Times New Roman" w:eastAsia="Times New Roman" w:hAnsi="Times New Roman" w:cs="Times New Roman"/>
+          <w:sz w:val="28"/>
+          <w:szCs w:val="28"/>
+        </w:rPr>
+        <w:t xml:space="preserve">Получить практические навыки по организации </w:t>
+      </w:r>
+      <w:proofErr w:type="spellStart"/>
+      <w:r>
+        <w:rPr>
+          <w:rFonts w:ascii="Times New Roman" w:eastAsia="Times New Roman" w:hAnsi="Times New Roman" w:cs="Times New Roman"/>
+          <w:sz w:val="28"/>
+          <w:szCs w:val="28"/>
+        </w:rPr>
+        <w:t>межконтейнерного</w:t>
+      </w:r>
+      <w:proofErr w:type="spellEnd"/>
+      <w:r>
+        <w:rPr>
+          <w:rFonts w:ascii="Times New Roman" w:eastAsia="Times New Roman" w:hAnsi="Times New Roman" w:cs="Times New Roman"/>
+          <w:sz w:val="28"/>
+          <w:szCs w:val="28"/>
+        </w:rPr>
+        <w:t xml:space="preserve"> взаимодействия в </w:t>
+      </w:r>
+      <w:proofErr w:type="spellStart"/>
+      <w:r>
+        <w:rPr>
+          <w:rFonts w:ascii="Times New Roman" w:eastAsia="Times New Roman" w:hAnsi="Times New Roman" w:cs="Times New Roman"/>
+          <w:sz w:val="28"/>
+          <w:szCs w:val="28"/>
+        </w:rPr>
+        <w:t>многоконтейнерных</w:t>
+      </w:r>
+      <w:proofErr w:type="spellEnd"/>
+      <w:r>
+        <w:rPr>
+          <w:rFonts w:ascii="Times New Roman" w:eastAsia="Times New Roman" w:hAnsi="Times New Roman" w:cs="Times New Roman"/>
+          <w:sz w:val="28"/>
+          <w:szCs w:val="28"/>
+        </w:rPr>
+        <w:t xml:space="preserve"> приложениях средствами </w:t>
+      </w:r>
+      <w:proofErr w:type="spellStart"/>
+      <w:r>
+        <w:rPr>
+          <w:rFonts w:ascii="Times New Roman" w:eastAsia="Times New Roman" w:hAnsi="Times New Roman" w:cs="Times New Roman"/>
+          <w:sz w:val="28"/>
+          <w:szCs w:val="28"/>
+        </w:rPr>
+        <w:t>Docker</w:t>
+      </w:r>
+      <w:proofErr w:type="spellEnd"/>
+      <w:r>
+        <w:rPr>
+          <w:rFonts w:ascii="Times New Roman" w:eastAsia="Times New Roman" w:hAnsi="Times New Roman" w:cs="Times New Roman"/>
+          <w:sz w:val="28"/>
+          <w:szCs w:val="28"/>
+        </w:rPr>
+        <w:t xml:space="preserve"> </w:t>
+      </w:r>
+      <w:proofErr w:type="spellStart"/>
+      <w:r>
+        <w:rPr>
+          <w:rFonts w:ascii="Times New Roman" w:eastAsia="Times New Roman" w:hAnsi="Times New Roman" w:cs="Times New Roman"/>
+          <w:sz w:val="28"/>
+          <w:szCs w:val="28"/>
+        </w:rPr>
+        <w:t>Compose</w:t>
+      </w:r>
+      <w:proofErr w:type="spellEnd"/>
+      <w:r>
+        <w:rPr>
+          <w:rFonts w:ascii="Times New Roman" w:eastAsia="Times New Roman" w:hAnsi="Times New Roman" w:cs="Times New Roman"/>
+          <w:sz w:val="28"/>
+          <w:szCs w:val="28"/>
+        </w:rPr>
+        <w:t>.</w:t>
+      </w:r>
     </w:p>
     <w:p>
       <w:pPr>
@@ -1575,6 +1627,492 @@
           <w:szCs w:val="32"/>
           <w:lang w:eastAsia="ru-RU"/>
         </w:rPr>
+        <w:t>2</w:t>
+      </w:r>
+      <w:r>
+        <w:rPr>
+          <w:rFonts w:ascii="Times New Roman" w:eastAsia="Times New Roman" w:hAnsi="Times New Roman" w:cs="Times New Roman"/>
+          <w:b/>
+          <w:bCs/>
+          <w:color w:val="000000"/>
+          <w:sz w:val="32"/>
+          <w:szCs w:val="32"/>
+          <w:lang w:eastAsia="ru-RU"/>
+        </w:rPr>
+        <w:t xml:space="preserve"> Контрольные вопросы</w:t>
+      </w:r>
+    </w:p>
+    <w:p>
+      <w:pPr>
+        <w:spacing w:after="0" w:line="240" w:lineRule="auto"/>
+        <w:jc w:val="both"/>
+        <w:rPr>
+          <w:rFonts w:ascii="Times New Roman" w:eastAsia="Times New Roman" w:hAnsi="Times New Roman" w:cs="Times New Roman"/>
+          <w:color w:val="000000"/>
+          <w:sz w:val="28"/>
+          <w:szCs w:val="28"/>
+          <w:lang w:eastAsia="ru-RU"/>
+        </w:rPr>
+      </w:pPr>
+      <w:r>
+        <w:rPr>
+          <w:rFonts w:ascii="Times New Roman" w:eastAsia="Times New Roman" w:hAnsi="Times New Roman" w:cs="Times New Roman"/>
+          <w:color w:val="000000"/>
+          <w:sz w:val="28"/>
+          <w:szCs w:val="28"/>
+          <w:lang w:eastAsia="ru-RU"/>
+        </w:rPr>
+        <w:t xml:space="preserve">2.1 </w:t>
+      </w:r>
+      <w:r>
+        <w:rPr>
+          <w:rFonts w:ascii="Times New Roman" w:eastAsia="Times New Roman" w:hAnsi="Times New Roman" w:cs="Times New Roman"/>
+          <w:color w:val="000000"/>
+          <w:sz w:val="28"/>
+          <w:szCs w:val="28"/>
+          <w:lang w:eastAsia="ru-RU"/>
+        </w:rPr>
+        <w:t xml:space="preserve">Для чего используется </w:t>
+      </w:r>
+      <w:proofErr w:type="spellStart"/>
+      <w:r>
+        <w:rPr>
+          <w:rFonts w:ascii="Times New Roman" w:eastAsia="Times New Roman" w:hAnsi="Times New Roman" w:cs="Times New Roman"/>
+          <w:color w:val="000000"/>
+          <w:sz w:val="28"/>
+          <w:szCs w:val="28"/>
+          <w:lang w:eastAsia="ru-RU"/>
+        </w:rPr>
+        <w:t>Docker</w:t>
+      </w:r>
+      <w:proofErr w:type="spellEnd"/>
+      <w:r>
+        <w:rPr>
+          <w:rFonts w:ascii="Times New Roman" w:eastAsia="Times New Roman" w:hAnsi="Times New Roman" w:cs="Times New Roman"/>
+          <w:color w:val="000000"/>
+          <w:sz w:val="28"/>
+          <w:szCs w:val="28"/>
+          <w:lang w:eastAsia="ru-RU"/>
+        </w:rPr>
+        <w:t xml:space="preserve"> </w:t>
+      </w:r>
+      <w:proofErr w:type="spellStart"/>
+      <w:r>
+        <w:rPr>
+          <w:rFonts w:ascii="Times New Roman" w:eastAsia="Times New Roman" w:hAnsi="Times New Roman" w:cs="Times New Roman"/>
+          <w:color w:val="000000"/>
+          <w:sz w:val="28"/>
+          <w:szCs w:val="28"/>
+          <w:lang w:eastAsia="ru-RU"/>
+        </w:rPr>
+        <w:t>Compose</w:t>
+      </w:r>
+      <w:proofErr w:type="spellEnd"/>
+      <w:r>
+        <w:rPr>
+          <w:rFonts w:ascii="Times New Roman" w:eastAsia="Times New Roman" w:hAnsi="Times New Roman" w:cs="Times New Roman"/>
+          <w:color w:val="000000"/>
+          <w:sz w:val="28"/>
+          <w:szCs w:val="28"/>
+          <w:lang w:eastAsia="ru-RU"/>
+        </w:rPr>
+        <w:t>?</w:t>
+      </w:r>
+    </w:p>
+    <w:p>
+      <w:pPr>
+        <w:spacing w:after="0" w:line="240" w:lineRule="auto"/>
+        <w:jc w:val="both"/>
+        <w:rPr>
+          <w:rFonts w:ascii="Times New Roman" w:eastAsia="Times New Roman" w:hAnsi="Times New Roman" w:cs="Times New Roman"/>
+          <w:color w:val="000000"/>
+          <w:sz w:val="28"/>
+          <w:szCs w:val="28"/>
+          <w:lang w:eastAsia="ru-RU"/>
+        </w:rPr>
+      </w:pPr>
+    </w:p>
+    <w:p>
+      <w:pPr>
+        <w:spacing w:after="0" w:line="240" w:lineRule="auto"/>
+        <w:jc w:val="both"/>
+        <w:rPr>
+          <w:rFonts w:ascii="Times New Roman" w:eastAsia="Times New Roman" w:hAnsi="Times New Roman" w:cs="Times New Roman"/>
+          <w:color w:val="000000"/>
+          <w:sz w:val="28"/>
+          <w:szCs w:val="28"/>
+          <w:lang w:eastAsia="ru-RU"/>
+        </w:rPr>
+      </w:pPr>
+    </w:p>
+    <w:p>
+      <w:pPr>
+        <w:spacing w:after="0" w:line="240" w:lineRule="auto"/>
+        <w:jc w:val="both"/>
+        <w:rPr>
+          <w:rFonts w:ascii="Times New Roman" w:eastAsia="Times New Roman" w:hAnsi="Times New Roman" w:cs="Times New Roman"/>
+          <w:color w:val="000000"/>
+          <w:sz w:val="28"/>
+          <w:szCs w:val="28"/>
+          <w:lang w:eastAsia="ru-RU"/>
+        </w:rPr>
+      </w:pPr>
+      <w:r>
+        <w:rPr>
+          <w:rFonts w:ascii="Times New Roman" w:eastAsia="Times New Roman" w:hAnsi="Times New Roman" w:cs="Times New Roman"/>
+          <w:color w:val="000000"/>
+          <w:sz w:val="28"/>
+          <w:szCs w:val="28"/>
+          <w:lang w:eastAsia="ru-RU"/>
+        </w:rPr>
+        <w:t xml:space="preserve">2.2 </w:t>
+      </w:r>
+      <w:r>
+        <w:rPr>
+          <w:rFonts w:ascii="Times New Roman" w:eastAsia="Times New Roman" w:hAnsi="Times New Roman" w:cs="Times New Roman"/>
+          <w:color w:val="000000"/>
+          <w:sz w:val="28"/>
+          <w:szCs w:val="28"/>
+          <w:lang w:eastAsia="ru-RU"/>
+        </w:rPr>
+        <w:t xml:space="preserve">В каком формате обычно описывается </w:t>
+      </w:r>
+      <w:proofErr w:type="spellStart"/>
+      <w:r>
+        <w:rPr>
+          <w:rFonts w:ascii="Times New Roman" w:eastAsia="Times New Roman" w:hAnsi="Times New Roman" w:cs="Times New Roman"/>
+          <w:color w:val="000000"/>
+          <w:sz w:val="28"/>
+          <w:szCs w:val="28"/>
+          <w:lang w:eastAsia="ru-RU"/>
+        </w:rPr>
+        <w:t>Docker</w:t>
+      </w:r>
+      <w:proofErr w:type="spellEnd"/>
+      <w:r>
+        <w:rPr>
+          <w:rFonts w:ascii="Times New Roman" w:eastAsia="Times New Roman" w:hAnsi="Times New Roman" w:cs="Times New Roman"/>
+          <w:color w:val="000000"/>
+          <w:sz w:val="28"/>
+          <w:szCs w:val="28"/>
+          <w:lang w:eastAsia="ru-RU"/>
+        </w:rPr>
+        <w:t xml:space="preserve"> </w:t>
+      </w:r>
+      <w:proofErr w:type="spellStart"/>
+      <w:r>
+        <w:rPr>
+          <w:rFonts w:ascii="Times New Roman" w:eastAsia="Times New Roman" w:hAnsi="Times New Roman" w:cs="Times New Roman"/>
+          <w:color w:val="000000"/>
+          <w:sz w:val="28"/>
+          <w:szCs w:val="28"/>
+          <w:lang w:eastAsia="ru-RU"/>
+        </w:rPr>
+        <w:t>Compose</w:t>
+      </w:r>
+      <w:proofErr w:type="spellEnd"/>
+      <w:r>
+        <w:rPr>
+          <w:rFonts w:ascii="Times New Roman" w:eastAsia="Times New Roman" w:hAnsi="Times New Roman" w:cs="Times New Roman"/>
+          <w:color w:val="000000"/>
+          <w:sz w:val="28"/>
+          <w:szCs w:val="28"/>
+          <w:lang w:eastAsia="ru-RU"/>
+        </w:rPr>
+        <w:t xml:space="preserve"> проект?</w:t>
+      </w:r>
+    </w:p>
+    <w:p>
+      <w:pPr>
+        <w:spacing w:after="0" w:line="240" w:lineRule="auto"/>
+        <w:jc w:val="both"/>
+        <w:rPr>
+          <w:rFonts w:ascii="Times New Roman" w:eastAsia="Times New Roman" w:hAnsi="Times New Roman" w:cs="Times New Roman"/>
+          <w:color w:val="000000"/>
+          <w:sz w:val="28"/>
+          <w:szCs w:val="28"/>
+          <w:lang w:eastAsia="ru-RU"/>
+        </w:rPr>
+      </w:pPr>
+    </w:p>
+    <w:p>
+      <w:pPr>
+        <w:spacing w:after="0" w:line="240" w:lineRule="auto"/>
+        <w:jc w:val="both"/>
+        <w:rPr>
+          <w:rFonts w:ascii="Times New Roman" w:eastAsia="Times New Roman" w:hAnsi="Times New Roman" w:cs="Times New Roman"/>
+          <w:color w:val="000000"/>
+          <w:sz w:val="28"/>
+          <w:szCs w:val="28"/>
+          <w:lang w:eastAsia="ru-RU"/>
+        </w:rPr>
+      </w:pPr>
+    </w:p>
+    <w:p>
+      <w:pPr>
+        <w:spacing w:after="0" w:line="240" w:lineRule="auto"/>
+        <w:jc w:val="both"/>
+        <w:rPr>
+          <w:rFonts w:ascii="Times New Roman" w:eastAsia="Times New Roman" w:hAnsi="Times New Roman" w:cs="Times New Roman"/>
+          <w:color w:val="000000"/>
+          <w:sz w:val="28"/>
+          <w:szCs w:val="28"/>
+          <w:lang w:eastAsia="ru-RU"/>
+        </w:rPr>
+      </w:pPr>
+      <w:r>
+        <w:rPr>
+          <w:rFonts w:ascii="Times New Roman" w:eastAsia="Times New Roman" w:hAnsi="Times New Roman" w:cs="Times New Roman"/>
+          <w:color w:val="000000"/>
+          <w:sz w:val="28"/>
+          <w:szCs w:val="28"/>
+          <w:lang w:eastAsia="ru-RU"/>
+        </w:rPr>
+        <w:t xml:space="preserve">2.3 </w:t>
+      </w:r>
+      <w:r>
+        <w:rPr>
+          <w:rFonts w:ascii="Times New Roman" w:eastAsia="Times New Roman" w:hAnsi="Times New Roman" w:cs="Times New Roman"/>
+          <w:color w:val="000000"/>
+          <w:sz w:val="28"/>
+          <w:szCs w:val="28"/>
+          <w:lang w:eastAsia="ru-RU"/>
+        </w:rPr>
+        <w:t xml:space="preserve">Как запустить несколько экземпляров проекта </w:t>
+      </w:r>
+      <w:proofErr w:type="spellStart"/>
+      <w:r>
+        <w:rPr>
+          <w:rFonts w:ascii="Times New Roman" w:eastAsia="Times New Roman" w:hAnsi="Times New Roman" w:cs="Times New Roman"/>
+          <w:color w:val="000000"/>
+          <w:sz w:val="28"/>
+          <w:szCs w:val="28"/>
+          <w:lang w:eastAsia="ru-RU"/>
+        </w:rPr>
+        <w:t>Docker</w:t>
+      </w:r>
+      <w:proofErr w:type="spellEnd"/>
+      <w:r>
+        <w:rPr>
+          <w:rFonts w:ascii="Times New Roman" w:eastAsia="Times New Roman" w:hAnsi="Times New Roman" w:cs="Times New Roman"/>
+          <w:color w:val="000000"/>
+          <w:sz w:val="28"/>
+          <w:szCs w:val="28"/>
+          <w:lang w:eastAsia="ru-RU"/>
+        </w:rPr>
+        <w:t xml:space="preserve"> </w:t>
+      </w:r>
+      <w:proofErr w:type="spellStart"/>
+      <w:r>
+        <w:rPr>
+          <w:rFonts w:ascii="Times New Roman" w:eastAsia="Times New Roman" w:hAnsi="Times New Roman" w:cs="Times New Roman"/>
+          <w:color w:val="000000"/>
+          <w:sz w:val="28"/>
+          <w:szCs w:val="28"/>
+          <w:lang w:eastAsia="ru-RU"/>
+        </w:rPr>
+        <w:t>Compose</w:t>
+      </w:r>
+      <w:proofErr w:type="spellEnd"/>
+      <w:r>
+        <w:rPr>
+          <w:rFonts w:ascii="Times New Roman" w:eastAsia="Times New Roman" w:hAnsi="Times New Roman" w:cs="Times New Roman"/>
+          <w:color w:val="000000"/>
+          <w:sz w:val="28"/>
+          <w:szCs w:val="28"/>
+          <w:lang w:eastAsia="ru-RU"/>
+        </w:rPr>
+        <w:t xml:space="preserve"> на одном сервере?</w:t>
+      </w:r>
+    </w:p>
+    <w:p>
+      <w:pPr>
+        <w:spacing w:after="0" w:line="240" w:lineRule="auto"/>
+        <w:jc w:val="both"/>
+        <w:rPr>
+          <w:rFonts w:ascii="Times New Roman" w:eastAsia="Times New Roman" w:hAnsi="Times New Roman" w:cs="Times New Roman"/>
+          <w:color w:val="000000"/>
+          <w:sz w:val="28"/>
+          <w:szCs w:val="28"/>
+          <w:lang w:eastAsia="ru-RU"/>
+        </w:rPr>
+      </w:pPr>
+    </w:p>
+    <w:p>
+      <w:pPr>
+        <w:spacing w:after="0" w:line="240" w:lineRule="auto"/>
+        <w:jc w:val="both"/>
+        <w:rPr>
+          <w:rFonts w:ascii="Times New Roman" w:eastAsia="Times New Roman" w:hAnsi="Times New Roman" w:cs="Times New Roman"/>
+          <w:color w:val="000000"/>
+          <w:sz w:val="28"/>
+          <w:szCs w:val="28"/>
+          <w:lang w:eastAsia="ru-RU"/>
+        </w:rPr>
+      </w:pPr>
+    </w:p>
+    <w:p>
+      <w:pPr>
+        <w:spacing w:after="0" w:line="240" w:lineRule="auto"/>
+        <w:jc w:val="both"/>
+        <w:rPr>
+          <w:rFonts w:ascii="Times New Roman" w:eastAsia="Times New Roman" w:hAnsi="Times New Roman" w:cs="Times New Roman"/>
+          <w:color w:val="000000"/>
+          <w:sz w:val="28"/>
+          <w:szCs w:val="28"/>
+          <w:lang w:eastAsia="ru-RU"/>
+        </w:rPr>
+      </w:pPr>
+      <w:r>
+        <w:rPr>
+          <w:rFonts w:ascii="Times New Roman" w:eastAsia="Times New Roman" w:hAnsi="Times New Roman" w:cs="Times New Roman"/>
+          <w:color w:val="000000"/>
+          <w:sz w:val="28"/>
+          <w:szCs w:val="28"/>
+          <w:lang w:eastAsia="ru-RU"/>
+        </w:rPr>
+        <w:t xml:space="preserve">2.4 </w:t>
+      </w:r>
+      <w:r>
+        <w:rPr>
+          <w:rFonts w:ascii="Times New Roman" w:eastAsia="Times New Roman" w:hAnsi="Times New Roman" w:cs="Times New Roman"/>
+          <w:color w:val="000000"/>
+          <w:sz w:val="28"/>
+          <w:szCs w:val="28"/>
+          <w:lang w:eastAsia="ru-RU"/>
+        </w:rPr>
+        <w:t xml:space="preserve">Какие есть базовые команды для управления </w:t>
+      </w:r>
+      <w:proofErr w:type="spellStart"/>
+      <w:r>
+        <w:rPr>
+          <w:rFonts w:ascii="Times New Roman" w:eastAsia="Times New Roman" w:hAnsi="Times New Roman" w:cs="Times New Roman"/>
+          <w:color w:val="000000"/>
+          <w:sz w:val="28"/>
+          <w:szCs w:val="28"/>
+          <w:lang w:eastAsia="ru-RU"/>
+        </w:rPr>
+        <w:t>Compose</w:t>
+      </w:r>
+      <w:proofErr w:type="spellEnd"/>
+      <w:r>
+        <w:rPr>
+          <w:rFonts w:ascii="Times New Roman" w:eastAsia="Times New Roman" w:hAnsi="Times New Roman" w:cs="Times New Roman"/>
+          <w:color w:val="000000"/>
+          <w:sz w:val="28"/>
+          <w:szCs w:val="28"/>
+          <w:lang w:eastAsia="ru-RU"/>
+        </w:rPr>
+        <w:t xml:space="preserve"> проектом?</w:t>
+      </w:r>
+    </w:p>
+    <w:p>
+      <w:pPr>
+        <w:spacing w:after="0" w:line="240" w:lineRule="auto"/>
+        <w:jc w:val="both"/>
+        <w:rPr>
+          <w:rFonts w:ascii="Times New Roman" w:eastAsia="Times New Roman" w:hAnsi="Times New Roman" w:cs="Times New Roman"/>
+          <w:color w:val="000000"/>
+          <w:sz w:val="28"/>
+          <w:szCs w:val="28"/>
+          <w:lang w:eastAsia="ru-RU"/>
+        </w:rPr>
+      </w:pPr>
+    </w:p>
+    <w:p>
+      <w:pPr>
+        <w:spacing w:after="0" w:line="240" w:lineRule="auto"/>
+        <w:jc w:val="both"/>
+        <w:rPr>
+          <w:rFonts w:ascii="Times New Roman" w:eastAsia="Times New Roman" w:hAnsi="Times New Roman" w:cs="Times New Roman"/>
+          <w:color w:val="000000"/>
+          <w:sz w:val="28"/>
+          <w:szCs w:val="28"/>
+          <w:lang w:eastAsia="ru-RU"/>
+        </w:rPr>
+      </w:pPr>
+    </w:p>
+    <w:p>
+      <w:pPr>
+        <w:spacing w:after="0" w:line="240" w:lineRule="auto"/>
+        <w:jc w:val="both"/>
+        <w:rPr>
+          <w:rFonts w:ascii="Times New Roman" w:eastAsia="Times New Roman" w:hAnsi="Times New Roman" w:cs="Times New Roman"/>
+          <w:color w:val="000000"/>
+          <w:sz w:val="28"/>
+          <w:szCs w:val="28"/>
+          <w:lang w:eastAsia="ru-RU"/>
+        </w:rPr>
+      </w:pPr>
+      <w:r>
+        <w:rPr>
+          <w:rFonts w:ascii="Times New Roman" w:eastAsia="Times New Roman" w:hAnsi="Times New Roman" w:cs="Times New Roman"/>
+          <w:color w:val="000000"/>
+          <w:sz w:val="28"/>
+          <w:szCs w:val="28"/>
+          <w:lang w:eastAsia="ru-RU"/>
+        </w:rPr>
+        <w:t xml:space="preserve">2.5 </w:t>
+      </w:r>
+      <w:r>
+        <w:rPr>
+          <w:rFonts w:ascii="Times New Roman" w:eastAsia="Times New Roman" w:hAnsi="Times New Roman" w:cs="Times New Roman"/>
+          <w:color w:val="000000"/>
+          <w:sz w:val="28"/>
+          <w:szCs w:val="28"/>
+          <w:lang w:eastAsia="ru-RU"/>
+        </w:rPr>
+        <w:t>Какими способами контейнеры могут взаимодействовать в одном проекте?</w:t>
+      </w:r>
+    </w:p>
+    <w:p>
+      <w:pPr>
+        <w:spacing w:after="0" w:line="240" w:lineRule="auto"/>
+        <w:jc w:val="both"/>
+        <w:rPr>
+          <w:rFonts w:ascii="Times New Roman" w:eastAsia="Times New Roman" w:hAnsi="Times New Roman" w:cs="Times New Roman"/>
+          <w:color w:val="000000"/>
+          <w:sz w:val="28"/>
+          <w:szCs w:val="28"/>
+          <w:lang w:eastAsia="ru-RU"/>
+        </w:rPr>
+      </w:pPr>
+    </w:p>
+    <w:p>
+      <w:pPr>
+        <w:spacing w:after="0" w:line="240" w:lineRule="auto"/>
+        <w:jc w:val="both"/>
+        <w:rPr>
+          <w:rFonts w:ascii="Times New Roman" w:eastAsia="Times New Roman" w:hAnsi="Times New Roman" w:cs="Times New Roman"/>
+          <w:color w:val="000000"/>
+          <w:sz w:val="28"/>
+          <w:szCs w:val="28"/>
+          <w:lang w:eastAsia="ru-RU"/>
+        </w:rPr>
+      </w:pPr>
+    </w:p>
+    <w:p>
+      <w:pPr>
+        <w:spacing w:before="100" w:after="100" w:line="240" w:lineRule="auto"/>
+        <w:ind w:right="-60"/>
+        <w:jc w:val="both"/>
+        <w:rPr>
+          <w:rFonts w:ascii="Times New Roman" w:eastAsia="Times New Roman" w:hAnsi="Times New Roman" w:cs="Times New Roman"/>
+          <w:sz w:val="24"/>
+          <w:szCs w:val="24"/>
+          <w:lang w:eastAsia="ru-RU"/>
+        </w:rPr>
+      </w:pPr>
+      <w:r>
+        <w:rPr>
+          <w:rFonts w:ascii="Times New Roman" w:eastAsia="Times New Roman" w:hAnsi="Times New Roman" w:cs="Times New Roman"/>
+          <w:b/>
+          <w:bCs/>
+          <w:color w:val="000000"/>
+          <w:sz w:val="32"/>
+          <w:szCs w:val="32"/>
+          <w:lang w:eastAsia="ru-RU"/>
+        </w:rPr>
         <w:t>3</w:t>
       </w:r>
       <w:r>
@@ -1590,7 +2128,96 @@
         <w:t xml:space="preserve"> Вывод</w:t>
       </w:r>
     </w:p>
-    <w:p/>
+    <w:p>
+      <w:r>
+        <w:rPr>
+          <w:rFonts w:ascii="Times New Roman" w:eastAsia="Times New Roman" w:hAnsi="Times New Roman" w:cs="Times New Roman"/>
+          <w:sz w:val="28"/>
+          <w:szCs w:val="28"/>
+        </w:rPr>
+        <w:t xml:space="preserve">Получили </w:t>
+      </w:r>
+      <w:r>
+        <w:rPr>
+          <w:rFonts w:ascii="Times New Roman" w:eastAsia="Times New Roman" w:hAnsi="Times New Roman" w:cs="Times New Roman"/>
+          <w:sz w:val="28"/>
+          <w:szCs w:val="28"/>
+        </w:rPr>
+        <w:t xml:space="preserve">практические навыки по организации </w:t>
+      </w:r>
+      <w:proofErr w:type="spellStart"/>
+      <w:r>
+        <w:rPr>
+          <w:rFonts w:ascii="Times New Roman" w:eastAsia="Times New Roman" w:hAnsi="Times New Roman" w:cs="Times New Roman"/>
+          <w:sz w:val="28"/>
+          <w:szCs w:val="28"/>
+        </w:rPr>
+        <w:t>межконтейнерного</w:t>
+      </w:r>
+      <w:proofErr w:type="spellEnd"/>
+      <w:r>
+        <w:rPr>
+          <w:rFonts w:ascii="Times New Roman" w:eastAsia="Times New Roman" w:hAnsi="Times New Roman" w:cs="Times New Roman"/>
+          <w:sz w:val="28"/>
+          <w:szCs w:val="28"/>
+        </w:rPr>
+        <w:t xml:space="preserve"> взаимодействия в </w:t>
+      </w:r>
+      <w:proofErr w:type="spellStart"/>
+      <w:r>
+        <w:rPr>
+          <w:rFonts w:ascii="Times New Roman" w:eastAsia="Times New Roman" w:hAnsi="Times New Roman" w:cs="Times New Roman"/>
+          <w:sz w:val="28"/>
+          <w:szCs w:val="28"/>
+        </w:rPr>
+        <w:t>многоконтейнерных</w:t>
+      </w:r>
+      <w:proofErr w:type="spellEnd"/>
+      <w:r>
+        <w:rPr>
+          <w:rFonts w:ascii="Times New Roman" w:eastAsia="Times New Roman" w:hAnsi="Times New Roman" w:cs="Times New Roman"/>
+          <w:sz w:val="28"/>
+          <w:szCs w:val="28"/>
+        </w:rPr>
+        <w:t xml:space="preserve"> приложениях средствами </w:t>
+      </w:r>
+      <w:proofErr w:type="spellStart"/>
+      <w:r>
+        <w:rPr>
+          <w:rFonts w:ascii="Times New Roman" w:eastAsia="Times New Roman" w:hAnsi="Times New Roman" w:cs="Times New Roman"/>
+          <w:sz w:val="28"/>
+          <w:szCs w:val="28"/>
+        </w:rPr>
+        <w:t>Docker</w:t>
+      </w:r>
+      <w:proofErr w:type="spellEnd"/>
+      <w:r>
+        <w:rPr>
+          <w:rFonts w:ascii="Times New Roman" w:eastAsia="Times New Roman" w:hAnsi="Times New Roman" w:cs="Times New Roman"/>
+          <w:sz w:val="28"/>
+          <w:szCs w:val="28"/>
+        </w:rPr>
+        <w:t xml:space="preserve"> </w:t>
+      </w:r>
+      <w:proofErr w:type="spellStart"/>
+      <w:r>
+        <w:rPr>
+          <w:rFonts w:ascii="Times New Roman" w:eastAsia="Times New Roman" w:hAnsi="Times New Roman" w:cs="Times New Roman"/>
+          <w:sz w:val="28"/>
+          <w:szCs w:val="28"/>
+        </w:rPr>
+        <w:t>Compose</w:t>
+      </w:r>
+      <w:proofErr w:type="spellEnd"/>
+      <w:r>
+        <w:rPr>
+          <w:rFonts w:ascii="Times New Roman" w:eastAsia="Times New Roman" w:hAnsi="Times New Roman" w:cs="Times New Roman"/>
+          <w:sz w:val="28"/>
+          <w:szCs w:val="28"/>
+        </w:rPr>
+        <w:t>.</w:t>
+      </w:r>
+    </w:p>
     <w:sectPr>
       <w:pgSz w:w="11906" w:h="16838"/>
       <w:pgMar w:top="720" w:right="720" w:bottom="720" w:left="720" w:header="708" w:footer="708" w:gutter="0"/>
@@ -1599,6 +2226,342 @@
     </w:sectPr>
   </w:body>
 </w:document>
+</file>
+
+<file path=word/numbering.xml><?xml version="1.0" encoding="utf-8"?>
+<w:numbering xmlns:wpc="http://schemas.microsoft.com/office/word/2010/wordprocessingCanvas" xmlns:cx="http://schemas.microsoft.com/office/drawing/2014/chartex" xmlns:cx1="http://schemas.microsoft.com/office/drawing/2015/9/8/chartex" xmlns:cx2="http://schemas.microsoft.com/office/drawing/2015/10/21/chartex" xmlns:cx3="http://schemas.microsoft.com/office/drawing/2016/5/9/chartex" xmlns:cx4="http://schemas.microsoft.com/office/drawing/2016/5/10/chartex" xmlns:cx5="http://schemas.microsoft.com/office/drawing/2016/5/11/chartex" xmlns:cx6="http://schemas.microsoft.com/office/drawing/2016/5/12/chartex" xmlns:cx7="http://schemas.microsoft.com/office/drawing/2016/5/13/chartex" xmlns:cx8="http://schemas.microsoft.com/office/drawing/2016/5/14/chartex" xmlns:mc="http://schemas.openxmlformats.org/markup-compatibility/2006" xmlns:aink="http://schemas.microsoft.com/office/drawing/2016/ink" xmlns:am3d="http://schemas.microsoft.com/office/drawing/2017/model3d" xmlns:o="urn:schemas-microsoft-com:office:office" xmlns:oel="http://schemas.microsoft.com/office/2019/extlst" xmlns:r="http://schemas.openxmlformats.org/officeDocument/2006/relationships" xmlns:m="http://schemas.openxmlformats.org/officeDocument/2006/math" xmlns:v="urn:schemas-microsoft-com:vml" xmlns:wp14="http://schemas.microsoft.com/office/word/2010/wordprocessingDrawing" xmlns:wp="http://schemas.openxmlformats.org/drawingml/2006/wordprocessingDrawing" xmlns:w10="urn:schemas-microsoft-com:office:word" xmlns:w="http://schemas.openxmlformats.org/wordprocessingml/2006/main" xmlns:w14="http://schemas.microsoft.com/office/word/2010/wordml" xmlns:w15="http://schemas.microsoft.com/office/word/2012/wordml" xmlns:w16cex="http://schemas.microsoft.com/office/word/2018/wordml/cex" xmlns:w16cid="http://schemas.microsoft.com/office/word/2016/wordml/cid" xmlns:w16="http://schemas.microsoft.com/office/word/2018/wordml" xmlns:w16sdtdh="http://schemas.microsoft.com/office/word/2020/wordml/sdtdatahash" xmlns:w16se="http://schemas.microsoft.com/office/word/2015/wordml/symex" xmlns:wpg="http://schemas.microsoft.com/office/word/2010/wordprocessingGroup" xmlns:wpi="http://schemas.microsoft.com/office/word/2010/wordprocessingInk" xmlns:wne="http://schemas.microsoft.com/office/word/2006/wordml" xmlns:wps="http://schemas.microsoft.com/office/word/2010/wordprocessingShape" mc:Ignorable="w14 w15 w16se w16cid w16 w16cex w16sdtdh wp14">
+  <w:abstractNum w:abstractNumId="0" w15:restartNumberingAfterBreak="0">
+    <w:nsid w:val="16225D09"/>
+    <w:multiLevelType w:val="hybridMultilevel"/>
+    <w:tmpl w:val="46A47FA2"/>
+    <w:lvl w:ilvl="0" w:tplc="36105BE2">
+      <w:start w:val="1"/>
+      <w:numFmt w:val="decimal"/>
+      <w:lvlText w:val="%1"/>
+      <w:lvlJc w:val="left"/>
+      <w:pPr>
+        <w:ind w:left="720" w:hanging="360"/>
+      </w:pPr>
+      <w:rPr>
+        <w:rFonts w:hint="default"/>
+        <w:b/>
+        <w:color w:val="000000"/>
+        <w:sz w:val="32"/>
+      </w:rPr>
+    </w:lvl>
+    <w:lvl w:ilvl="1" w:tplc="04190019" w:tentative="1">
+      <w:start w:val="1"/>
+      <w:numFmt w:val="lowerLetter"/>
+      <w:lvlText w:val="%2."/>
+      <w:lvlJc w:val="left"/>
+      <w:pPr>
+        <w:ind w:left="1440" w:hanging="360"/>
+      </w:pPr>
+    </w:lvl>
+    <w:lvl w:ilvl="2" w:tplc="0419001B" w:tentative="1">
+      <w:start w:val="1"/>
+      <w:numFmt w:val="lowerRoman"/>
+      <w:lvlText w:val="%3."/>
+      <w:lvlJc w:val="right"/>
+      <w:pPr>
+        <w:ind w:left="2160" w:hanging="180"/>
+      </w:pPr>
+    </w:lvl>
+    <w:lvl w:ilvl="3" w:tplc="0419000F" w:tentative="1">
+      <w:start w:val="1"/>
+      <w:numFmt w:val="decimal"/>
+      <w:lvlText w:val="%4."/>
+      <w:lvlJc w:val="left"/>
+      <w:pPr>
+        <w:ind w:left="2880" w:hanging="360"/>
+      </w:pPr>
+    </w:lvl>
+    <w:lvl w:ilvl="4" w:tplc="04190019" w:tentative="1">
+      <w:start w:val="1"/>
+      <w:numFmt w:val="lowerLetter"/>
+      <w:lvlText w:val="%5."/>
+      <w:lvlJc w:val="left"/>
+      <w:pPr>
+        <w:ind w:left="3600" w:hanging="360"/>
+      </w:pPr>
+    </w:lvl>
+    <w:lvl w:ilvl="5" w:tplc="0419001B" w:tentative="1">
+      <w:start w:val="1"/>
+      <w:numFmt w:val="lowerRoman"/>
+      <w:lvlText w:val="%6."/>
+      <w:lvlJc w:val="right"/>
+      <w:pPr>
+        <w:ind w:left="4320" w:hanging="180"/>
+      </w:pPr>
+    </w:lvl>
+    <w:lvl w:ilvl="6" w:tplc="0419000F" w:tentative="1">
+      <w:start w:val="1"/>
+      <w:numFmt w:val="decimal"/>
+      <w:lvlText w:val="%7."/>
+      <w:lvlJc w:val="left"/>
+      <w:pPr>
+        <w:ind w:left="5040" w:hanging="360"/>
+      </w:pPr>
+    </w:lvl>
+    <w:lvl w:ilvl="7" w:tplc="04190019" w:tentative="1">
+      <w:start w:val="1"/>
+      <w:numFmt w:val="lowerLetter"/>
+      <w:lvlText w:val="%8."/>
+      <w:lvlJc w:val="left"/>
+      <w:pPr>
+        <w:ind w:left="5760" w:hanging="360"/>
+      </w:pPr>
+    </w:lvl>
+    <w:lvl w:ilvl="8" w:tplc="0419001B" w:tentative="1">
+      <w:start w:val="1"/>
+      <w:numFmt w:val="lowerRoman"/>
+      <w:lvlText w:val="%9."/>
+      <w:lvlJc w:val="right"/>
+      <w:pPr>
+        <w:ind w:left="6480" w:hanging="180"/>
+      </w:pPr>
+    </w:lvl>
+  </w:abstractNum>
+  <w:abstractNum w:abstractNumId="1" w15:restartNumberingAfterBreak="0">
+    <w:nsid w:val="3A115EF6"/>
+    <w:multiLevelType w:val="multilevel"/>
+    <w:tmpl w:val="FFFFFFFF"/>
+    <w:lvl w:ilvl="0">
+      <w:start w:val="1"/>
+      <w:numFmt w:val="decimal"/>
+      <w:lvlText w:val=" %1 "/>
+      <w:lvlJc w:val="left"/>
+      <w:pPr>
+        <w:ind w:left="0" w:firstLine="850"/>
+      </w:pPr>
+      <w:rPr>
+        <w:sz w:val="28"/>
+        <w:szCs w:val="28"/>
+      </w:rPr>
+    </w:lvl>
+    <w:lvl w:ilvl="1">
+      <w:start w:val="1"/>
+      <w:numFmt w:val="decimal"/>
+      <w:lvlText w:val=" %1.%2 "/>
+      <w:lvlJc w:val="left"/>
+      <w:pPr>
+        <w:ind w:left="0" w:firstLine="850"/>
+      </w:pPr>
+    </w:lvl>
+    <w:lvl w:ilvl="2">
+      <w:start w:val="1"/>
+      <w:numFmt w:val="decimal"/>
+      <w:lvlText w:val=" %1.%2.%3 "/>
+      <w:lvlJc w:val="left"/>
+      <w:pPr>
+        <w:ind w:left="0" w:firstLine="850"/>
+      </w:pPr>
+    </w:lvl>
+    <w:lvl w:ilvl="3">
+      <w:start w:val="1"/>
+      <w:numFmt w:val="decimal"/>
+      <w:lvlText w:val=" %1.%2.%3.%4 "/>
+      <w:lvlJc w:val="left"/>
+      <w:pPr>
+        <w:ind w:left="0" w:firstLine="850"/>
+      </w:pPr>
+    </w:lvl>
+    <w:lvl w:ilvl="4">
+      <w:start w:val="1"/>
+      <w:numFmt w:val="decimal"/>
+      <w:lvlText w:val=" %1.%2.%3.%4.%5 "/>
+      <w:lvlJc w:val="left"/>
+      <w:pPr>
+        <w:ind w:left="0" w:firstLine="850"/>
+      </w:pPr>
+    </w:lvl>
+    <w:lvl w:ilvl="5">
+      <w:start w:val="1"/>
+      <w:numFmt w:val="decimal"/>
+      <w:lvlText w:val=" %1.%2.%3.%4.%5.%6 "/>
+      <w:lvlJc w:val="left"/>
+      <w:pPr>
+        <w:ind w:left="0" w:firstLine="850"/>
+      </w:pPr>
+    </w:lvl>
+    <w:lvl w:ilvl="6">
+      <w:start w:val="1"/>
+      <w:numFmt w:val="decimal"/>
+      <w:lvlText w:val=" %1.%2.%3.%4.%5.%6.%7 "/>
+      <w:lvlJc w:val="left"/>
+      <w:pPr>
+        <w:ind w:left="0" w:firstLine="850"/>
+      </w:pPr>
+    </w:lvl>
+    <w:lvl w:ilvl="7">
+      <w:start w:val="1"/>
+      <w:numFmt w:val="decimal"/>
+      <w:lvlText w:val=" %1.%2.%3.%4.%5.%6.%7.%8 "/>
+      <w:lvlJc w:val="left"/>
+      <w:pPr>
+        <w:ind w:left="0" w:firstLine="850"/>
+      </w:pPr>
+    </w:lvl>
+    <w:lvl w:ilvl="8">
+      <w:start w:val="1"/>
+      <w:numFmt w:val="decimal"/>
+      <w:lvlText w:val=" %1.%2.%3.%4.%5.%6.%7.%8.%9 "/>
+      <w:lvlJc w:val="left"/>
+      <w:pPr>
+        <w:ind w:left="0" w:firstLine="850"/>
+      </w:pPr>
+    </w:lvl>
+  </w:abstractNum>
+  <w:abstractNum w:abstractNumId="2" w15:restartNumberingAfterBreak="0">
+    <w:nsid w:val="501B558C"/>
+    <w:multiLevelType w:val="multilevel"/>
+    <w:tmpl w:val="2876801A"/>
+    <w:lvl w:ilvl="0">
+      <w:start w:val="2"/>
+      <w:numFmt w:val="decimal"/>
+      <w:lvlText w:val="%1"/>
+      <w:lvlJc w:val="left"/>
+      <w:pPr>
+        <w:ind w:left="375" w:hanging="375"/>
+      </w:pPr>
+      <w:rPr>
+        <w:rFonts w:hint="default"/>
+      </w:rPr>
+    </w:lvl>
+    <w:lvl w:ilvl="1">
+      <w:start w:val="1"/>
+      <w:numFmt w:val="decimal"/>
+      <w:lvlText w:val="%1.%2"/>
+      <w:lvlJc w:val="left"/>
+      <w:pPr>
+        <w:ind w:left="375" w:hanging="375"/>
+      </w:pPr>
+      <w:rPr>
+        <w:rFonts w:hint="default"/>
+      </w:rPr>
+    </w:lvl>
+    <w:lvl w:ilvl="2">
+      <w:start w:val="1"/>
+      <w:numFmt w:val="decimal"/>
+      <w:lvlText w:val="%1.%2.%3"/>
+      <w:lvlJc w:val="left"/>
+      <w:pPr>
+        <w:ind w:left="720" w:hanging="720"/>
+      </w:pPr>
+      <w:rPr>
+        <w:rFonts w:hint="default"/>
+      </w:rPr>
+    </w:lvl>
+    <w:lvl w:ilvl="3">
+      <w:start w:val="1"/>
+      <w:numFmt w:val="decimal"/>
+      <w:lvlText w:val="%1.%2.%3.%4"/>
+      <w:lvlJc w:val="left"/>
+      <w:pPr>
+        <w:ind w:left="1080" w:hanging="1080"/>
+      </w:pPr>
+      <w:rPr>
+        <w:rFonts w:hint="default"/>
+      </w:rPr>
+    </w:lvl>
+    <w:lvl w:ilvl="4">
+      <w:start w:val="1"/>
+      <w:numFmt w:val="decimal"/>
+      <w:lvlText w:val="%1.%2.%3.%4.%5"/>
+      <w:lvlJc w:val="left"/>
+      <w:pPr>
+        <w:ind w:left="1080" w:hanging="1080"/>
+      </w:pPr>
+      <w:rPr>
+        <w:rFonts w:hint="default"/>
+      </w:rPr>
+    </w:lvl>
+    <w:lvl w:ilvl="5">
+      <w:start w:val="1"/>
+      <w:numFmt w:val="decimal"/>
+      <w:lvlText w:val="%1.%2.%3.%4.%5.%6"/>
+      <w:lvlJc w:val="left"/>
+      <w:pPr>
+        <w:ind w:left="1440" w:hanging="1440"/>
+      </w:pPr>
+      <w:rPr>
+        <w:rFonts w:hint="default"/>
+      </w:rPr>
+    </w:lvl>
+    <w:lvl w:ilvl="6">
+      <w:start w:val="1"/>
+      <w:numFmt w:val="decimal"/>
+      <w:lvlText w:val="%1.%2.%3.%4.%5.%6.%7"/>
+      <w:lvlJc w:val="left"/>
+      <w:pPr>
+        <w:ind w:left="1440" w:hanging="1440"/>
+      </w:pPr>
+      <w:rPr>
+        <w:rFonts w:hint="default"/>
+      </w:rPr>
+    </w:lvl>
+    <w:lvl w:ilvl="7">
+      <w:start w:val="1"/>
+      <w:numFmt w:val="decimal"/>
+      <w:lvlText w:val="%1.%2.%3.%4.%5.%6.%7.%8"/>
+      <w:lvlJc w:val="left"/>
+      <w:pPr>
+        <w:ind w:left="1800" w:hanging="1800"/>
+      </w:pPr>
+      <w:rPr>
+        <w:rFonts w:hint="default"/>
+      </w:rPr>
+    </w:lvl>
+    <w:lvl w:ilvl="8">
+      <w:start w:val="1"/>
+      <w:numFmt w:val="decimal"/>
+      <w:lvlText w:val="%1.%2.%3.%4.%5.%6.%7.%8.%9"/>
+      <w:lvlJc w:val="left"/>
+      <w:pPr>
+        <w:ind w:left="2160" w:hanging="2160"/>
+      </w:pPr>
+      <w:rPr>
+        <w:rFonts w:hint="default"/>
+      </w:rPr>
+    </w:lvl>
+  </w:abstractNum>
+  <w:num w:numId="1" w16cid:durableId="54401370">
+    <w:abstractNumId w:val="1"/>
+    <w:lvlOverride w:ilvl="0">
+      <w:startOverride w:val="1"/>
+    </w:lvlOverride>
+    <w:lvlOverride w:ilvl="1">
+      <w:startOverride w:val="1"/>
+    </w:lvlOverride>
+    <w:lvlOverride w:ilvl="2">
+      <w:startOverride w:val="1"/>
+    </w:lvlOverride>
+    <w:lvlOverride w:ilvl="3">
+      <w:startOverride w:val="1"/>
+    </w:lvlOverride>
+    <w:lvlOverride w:ilvl="4">
+      <w:startOverride w:val="1"/>
+    </w:lvlOverride>
+    <w:lvlOverride w:ilvl="5">
+      <w:startOverride w:val="1"/>
+    </w:lvlOverride>
+    <w:lvlOverride w:ilvl="6">
+      <w:startOverride w:val="1"/>
+    </w:lvlOverride>
+    <w:lvlOverride w:ilvl="7">
+      <w:startOverride w:val="1"/>
+    </w:lvlOverride>
+    <w:lvlOverride w:ilvl="8">
+      <w:startOverride w:val="1"/>
+    </w:lvlOverride>
+  </w:num>
+  <w:num w:numId="2" w16cid:durableId="738795655">
+    <w:abstractNumId w:val="0"/>
+  </w:num>
+  <w:num w:numId="3" w16cid:durableId="33580383">
+    <w:abstractNumId w:val="2"/>
+  </w:num>
+</w:numbering>
 </file>
 
 <file path=word/styles.xml><?xml version="1.0" encoding="utf-8"?>
@@ -2004,7 +2967,6 @@
   <w:style w:type="character" w:default="1" w:styleId="a0">
     <w:name w:val="Default Paragraph Font"/>
     <w:uiPriority w:val="1"/>
-    <w:semiHidden/>
     <w:unhideWhenUsed/>
   </w:style>
   <w:style w:type="table" w:default="1" w:styleId="a1">
